--- a/pokemon-card-kikakusho.docx
+++ b/pokemon-card-kikakusho.docx
@@ -254,6 +254,26 @@
           <w:b w:val="0"/>
         </w:rPr>
         <w:t>：子どもと一緒に、100枚入り500円程度の安価なカードセットを探し、一緒に買いに行きます。そのカードを台紙にして、公式サイトの画像を使ったプロキシ（代用カード）を、子どもと一緒に作ります。</w:t>
+      </w:r>
+    </w:p>
+    <w:p>
+      <w:pPr>
+        <w:pStyle w:val="ListBullet"/>
+        <w:spacing w:after="20"/>
+      </w:pPr>
+      <w:r>
+        <w:rPr>
+          <w:rFonts w:ascii="Meiryo" w:hAnsi="Meiryo" w:eastAsia="Meiryo"/>
+          <w:b/>
+        </w:rPr>
+        <w:t>プロキシの作り方</w:t>
+      </w:r>
+      <w:r>
+        <w:rPr>
+          <w:rFonts w:ascii="Meiryo" w:hAnsi="Meiryo" w:eastAsia="Meiryo"/>
+          <w:b w:val="0"/>
+        </w:rPr>
+        <w:t>：プロキシ作成サイト（https://proxy-card.imasanari.dev/）で作成し、コピー機で印刷します。印刷した紙は、カードの大きさに切り分けます（ハサミやカッターを使うため、職員が見守ります）。スリーブに、台紙のカードと、印刷して切った紙を一緒に入れて完成です。</w:t>
       </w:r>
     </w:p>
     <w:p>

--- a/pokemon-card-kikakusho.docx
+++ b/pokemon-card-kikakusho.docx
@@ -294,6 +294,26 @@
           <w:b w:val="0"/>
         </w:rPr>
         <w:t>：デッキの中身は職員側で設定し、初心者でも遊べる内容にします。</w:t>
+      </w:r>
+    </w:p>
+    <w:p>
+      <w:pPr>
+        <w:pStyle w:val="ListBullet"/>
+        <w:spacing w:after="20"/>
+      </w:pPr>
+      <w:r>
+        <w:rPr>
+          <w:rFonts w:ascii="Meiryo" w:hAnsi="Meiryo" w:eastAsia="Meiryo"/>
+          <w:b/>
+        </w:rPr>
+        <w:t>ルール</w:t>
+      </w:r>
+      <w:r>
+        <w:rPr>
+          <w:rFonts w:ascii="Meiryo" w:hAnsi="Meiryo" w:eastAsia="Meiryo"/>
+          <w:b w:val="0"/>
+        </w:rPr>
+        <w:t>：最初は簡単なルールから始め、続けていけそうなら、公式ルールに変えていきます。</w:t>
       </w:r>
     </w:p>
     <w:p>
